--- a/public/template-th-simple.docx
+++ b/public/template-th-simple.docx
@@ -340,6 +340,12 @@
                   <w:insideH w:val="none" w:color="auto" w:sz="0" w:space="0"/>
                   <w:insideV w:val="none" w:color="auto" w:sz="0" w:space="0"/>
                 </w:tblBorders>
+                <w:tblCellMar>
+                  <w:top w:w="0" w:type="dxa"/>
+                  <w:left w:w="108" w:type="dxa"/>
+                  <w:bottom w:w="0" w:type="dxa"/>
+                  <w:right w:w="108" w:type="dxa"/>
+                </w:tblCellMar>
               </w:tblPrEx>
               <w:trPr>
                 <w:trHeight w:val="92" w:hRule="atLeast"/>
@@ -687,6 +693,69 @@
                       <w:rFonts w:hint="default" w:ascii="Bahnschrift Light" w:hAnsi="Bahnschrift Light" w:cs="Bahnschrift Light"/>
                       <w:b w:val="0"/>
                       <w:bCs w:val="0"/>
+                      <w:sz w:val="4"/>
+                      <w:szCs w:val="4"/>
+                      <w:vertAlign w:val="baseline"/>
+                      <w:lang w:val="en-GB"/>
+                    </w:rPr>
+                  </w:pPr>
+                </w:p>
+              </w:tc>
+            </w:tr>
+            <w:tr>
+              <w:tblPrEx>
+                <w:tblBorders>
+                  <w:top w:val="none" w:color="auto" w:sz="0" w:space="0"/>
+                  <w:left w:val="none" w:color="auto" w:sz="0" w:space="0"/>
+                  <w:bottom w:val="single" w:color="auto" w:sz="4" w:space="0"/>
+                  <w:right w:val="none" w:color="auto" w:sz="0" w:space="0"/>
+                  <w:insideH w:val="none" w:color="auto" w:sz="0" w:space="0"/>
+                  <w:insideV w:val="none" w:color="auto" w:sz="0" w:space="0"/>
+                </w:tblBorders>
+                <w:tblCellMar>
+                  <w:top w:w="0" w:type="dxa"/>
+                  <w:left w:w="108" w:type="dxa"/>
+                  <w:bottom w:w="0" w:type="dxa"/>
+                  <w:right w:w="108" w:type="dxa"/>
+                </w:tblCellMar>
+              </w:tblPrEx>
+              <w:tc>
+                <w:tcPr>
+                  <w:tcW w:w="2844" w:type="dxa"/>
+                  <w:tcBorders>
+                    <w:tl2br w:val="nil"/>
+                    <w:tr2bl w:val="nil"/>
+                  </w:tcBorders>
+                  <w:tcMar>
+                    <w:top w:w="0" w:type="dxa"/>
+                    <w:left w:w="0" w:type="dxa"/>
+                    <w:bottom w:w="0" w:type="dxa"/>
+                    <w:right w:w="0" w:type="dxa"/>
+                  </w:tcMar>
+                  <w:vAlign w:val="center"/>
+                </w:tcPr>
+                <w:p>
+                  <w:pPr>
+                    <w:keepNext w:val="0"/>
+                    <w:keepLines w:val="0"/>
+                    <w:pageBreakBefore w:val="0"/>
+                    <w:widowControl/>
+                    <w:kinsoku/>
+                    <w:wordWrap/>
+                    <w:overflowPunct/>
+                    <w:topLinePunct w:val="0"/>
+                    <w:autoSpaceDE/>
+                    <w:autoSpaceDN/>
+                    <w:bidi w:val="0"/>
+                    <w:adjustRightInd/>
+                    <w:snapToGrid/>
+                    <w:spacing w:line="312" w:lineRule="auto"/>
+                    <w:jc w:val="both"/>
+                    <w:textAlignment w:val="auto"/>
+                    <w:rPr>
+                      <w:rFonts w:hint="default" w:ascii="Bahnschrift Light" w:hAnsi="Bahnschrift Light" w:cs="Bahnschrift Light"/>
+                      <w:b w:val="0"/>
+                      <w:bCs w:val="0"/>
                       <w:sz w:val="22"/>
                       <w:szCs w:val="22"/>
                       <w:vertAlign w:val="baseline"/>
@@ -853,7 +922,21 @@
                       <w:vertAlign w:val="baseline"/>
                       <w:lang w:val="en-GB"/>
                     </w:rPr>
-                    <w:t xml:space="preserve">{endDate} </w:t>
+                    <w:t>{endDate</w:t>
+                  </w:r>
+                  <w:bookmarkStart w:id="0" w:name="_GoBack"/>
+                  <w:bookmarkEnd w:id="0"/>
+                  <w:r>
+                    <w:rPr>
+                      <w:rFonts w:hint="default" w:ascii="Bahnschrift Light" w:hAnsi="Bahnschrift Light" w:cs="Bahnschrift Light"/>
+                      <w:b w:val="0"/>
+                      <w:bCs w:val="0"/>
+                      <w:sz w:val="22"/>
+                      <w:szCs w:val="22"/>
+                      <w:vertAlign w:val="baseline"/>
+                      <w:lang w:val="en-GB"/>
+                    </w:rPr>
+                    <w:t xml:space="preserve">} </w:t>
                   </w:r>
                   <w:r>
                     <w:rPr>
@@ -1884,7 +1967,6 @@
                       <w:lang w:val="en-GB" w:eastAsia="zh-CN"/>
                     </w:rPr>
                   </w:pPr>
-                  <w:bookmarkStart w:id="0" w:name="_GoBack"/>
                   <w:r>
                     <w:rPr>
                       <w:rFonts w:hint="default" w:ascii="Cambria" w:hAnsi="Cambria"/>
@@ -1893,7 +1975,6 @@
                     </w:rPr>
                     <w:t>{%qrCode}</w:t>
                   </w:r>
-                  <w:bookmarkEnd w:id="0"/>
                 </w:p>
               </w:tc>
             </w:tr>
@@ -10317,14 +10398,6 @@
                         </w:tr>
                         <w:tr>
                           <w:tblPrEx>
-                            <w:tblBorders>
-                              <w:top w:val="single" w:color="auto" w:sz="4" w:space="0"/>
-                              <w:left w:val="single" w:color="auto" w:sz="4" w:space="0"/>
-                              <w:bottom w:val="single" w:color="auto" w:sz="4" w:space="0"/>
-                              <w:right w:val="single" w:color="auto" w:sz="4" w:space="0"/>
-                              <w:insideH w:val="single" w:color="auto" w:sz="4" w:space="0"/>
-                              <w:insideV w:val="single" w:color="auto" w:sz="4" w:space="0"/>
-                            </w:tblBorders>
                             <w:tblCellMar>
                               <w:top w:w="0" w:type="dxa"/>
                               <w:left w:w="108" w:type="dxa"/>
